--- a/DOC/10-7-1_財務評估說明表_填.docx
+++ b/DOC/10-7-1_財務評估說明表_填.docx
@@ -150,16 +150,16 @@
                 <w:color w:val="000000"/>
                 <w:szCs w:val="24"/>
               </w:rPr>
-              <w:t>編號：（待</w:t>
-            </w:r>
-            <w:r>
-              <w:rPr>
-                <w:rFonts w:eastAsia="標楷體"/>
+              <w:t>編號：</w:t>
+            </w:r>
+            <w:r>
+              <w:rPr>
+                <w:rFonts w:eastAsia="標楷體" w:hint="eastAsia"/>
                 <w:b/>
                 <w:color w:val="000000"/>
                 <w:szCs w:val="24"/>
               </w:rPr>
-              <w:t xml:space="preserve"> IRB </w:t>
+              <w:t>CGH-</w:t>
             </w:r>
             <w:r>
               <w:rPr>
@@ -168,7 +168,7 @@
                 <w:color w:val="000000"/>
                 <w:szCs w:val="24"/>
               </w:rPr>
-              <w:t>秘書處給號）</w:t>
+              <w:t>P115074</w:t>
             </w:r>
           </w:p>
         </w:tc>
@@ -193,29 +193,29 @@
             <w:pPr>
               <w:jc w:val="both"/>
               <w:rPr>
+                <w:rFonts w:eastAsia="標楷體"/>
+                <w:b/>
+                <w:color w:val="000000"/>
+                <w:szCs w:val="24"/>
+              </w:rPr>
+            </w:pPr>
+            <w:r>
+              <w:rPr>
+                <w:rFonts w:eastAsia="標楷體"/>
+                <w:b/>
+                <w:color w:val="000000"/>
+                <w:szCs w:val="24"/>
+              </w:rPr>
+              <w:t>計畫編號：</w:t>
+            </w:r>
+            <w:r>
+              <w:rPr>
                 <w:rFonts w:eastAsia="標楷體" w:hint="eastAsia"/>
                 <w:b/>
                 <w:color w:val="000000"/>
                 <w:szCs w:val="24"/>
               </w:rPr>
-            </w:pPr>
-            <w:r>
-              <w:rPr>
-                <w:rFonts w:eastAsia="標楷體"/>
-                <w:b/>
-                <w:color w:val="000000"/>
-                <w:szCs w:val="24"/>
-              </w:rPr>
-              <w:t>計畫編號：</w:t>
-            </w:r>
-            <w:r>
-              <w:rPr>
-                <w:rFonts w:eastAsia="標楷體"/>
-                <w:b/>
-                <w:color w:val="000000"/>
-                <w:szCs w:val="24"/>
-              </w:rPr>
-              <w:t>CGH-</w:t>
+              <w:t>P115074</w:t>
             </w:r>
           </w:p>
         </w:tc>
@@ -245,11 +245,14 @@
           <w:p>
             <w:pPr>
               <w:jc w:val="both"/>
-            </w:pPr>
-            <w:r>
-              <w:rPr>
-                <w:rFonts w:eastAsia="標楷體"/>
-                <w:b/>
+              <w:rPr>
+                <w:bCs/>
+              </w:rPr>
+            </w:pPr>
+            <w:r>
+              <w:rPr>
+                <w:rFonts w:eastAsia="標楷體"/>
+                <w:bCs/>
                 <w:color w:val="000000"/>
                 <w:szCs w:val="24"/>
               </w:rPr>
@@ -279,15 +282,15 @@
               <w:jc w:val="both"/>
               <w:rPr>
                 <w:rFonts w:eastAsia="標楷體"/>
-                <w:b/>
-                <w:color w:val="000000"/>
-                <w:szCs w:val="24"/>
-              </w:rPr>
-            </w:pPr>
-            <w:r>
-              <w:rPr>
-                <w:rFonts w:eastAsia="標楷體"/>
-                <w:b/>
+                <w:bCs/>
+                <w:color w:val="000000"/>
+                <w:szCs w:val="24"/>
+              </w:rPr>
+            </w:pPr>
+            <w:r>
+              <w:rPr>
+                <w:rFonts w:eastAsia="標楷體"/>
+                <w:bCs/>
                 <w:color w:val="000000"/>
                 <w:szCs w:val="24"/>
               </w:rPr>
@@ -296,7 +299,7 @@
             <w:r>
               <w:rPr>
                 <w:rFonts w:eastAsia="標楷體"/>
-                <w:b/>
+                <w:bCs/>
                 <w:color w:val="000000"/>
                 <w:szCs w:val="24"/>
               </w:rPr>
@@ -304,12 +307,95 @@
             </w:r>
             <w:r>
               <w:rPr>
-                <w:rFonts w:eastAsia="標楷體"/>
-                <w:b/>
-                <w:color w:val="000000"/>
-                <w:szCs w:val="24"/>
-              </w:rPr>
-              <w:t>直腸外科</w:t>
+                <w:rFonts w:eastAsia="標楷體" w:hint="eastAsia"/>
+                <w:bCs/>
+                <w:color w:val="000000"/>
+                <w:szCs w:val="24"/>
+              </w:rPr>
+              <w:t>一般外科</w:t>
+            </w:r>
+            <w:r>
+              <w:rPr>
+                <w:rFonts w:eastAsia="標楷體" w:hint="eastAsia"/>
+                <w:bCs/>
+                <w:color w:val="000000"/>
+                <w:szCs w:val="24"/>
+              </w:rPr>
+              <w:t xml:space="preserve"> </w:t>
+            </w:r>
+            <w:r>
+              <w:rPr>
+                <w:rFonts w:eastAsia="標楷體" w:hint="eastAsia"/>
+                <w:bCs/>
+                <w:color w:val="000000"/>
+                <w:szCs w:val="24"/>
+              </w:rPr>
+              <w:t>主任</w:t>
+            </w:r>
+          </w:p>
+          <w:p>
+            <w:pPr>
+              <w:jc w:val="both"/>
+              <w:rPr>
+                <w:rFonts w:eastAsia="標楷體"/>
+                <w:bCs/>
+                <w:color w:val="000000"/>
+                <w:szCs w:val="24"/>
+              </w:rPr>
+            </w:pPr>
+            <w:r>
+              <w:rPr>
+                <w:rFonts w:eastAsia="標楷體" w:hint="eastAsia"/>
+                <w:bCs/>
+                <w:color w:val="000000"/>
+                <w:szCs w:val="24"/>
+              </w:rPr>
+              <w:t xml:space="preserve">            </w:t>
+            </w:r>
+            <w:r>
+              <w:rPr>
+                <w:rFonts w:eastAsia="標楷體" w:hint="eastAsia"/>
+                <w:bCs/>
+                <w:color w:val="000000"/>
+                <w:szCs w:val="24"/>
+              </w:rPr>
+              <w:t>國泰醫院</w:t>
+            </w:r>
+            <w:r>
+              <w:rPr>
+                <w:rFonts w:eastAsia="標楷體" w:hint="eastAsia"/>
+                <w:bCs/>
+                <w:color w:val="000000"/>
+                <w:szCs w:val="24"/>
+              </w:rPr>
+              <w:t xml:space="preserve"> </w:t>
+            </w:r>
+            <w:r>
+              <w:rPr>
+                <w:rFonts w:eastAsia="標楷體" w:hint="eastAsia"/>
+                <w:bCs/>
+                <w:color w:val="000000"/>
+                <w:szCs w:val="24"/>
+              </w:rPr>
+              <w:t>大腸直腸外科</w:t>
+            </w:r>
+            <w:r>
+              <w:rPr>
+                <w:rFonts w:eastAsia="標楷體" w:hint="eastAsia"/>
+                <w:bCs/>
+                <w:color w:val="000000"/>
+                <w:szCs w:val="24"/>
+              </w:rPr>
+              <w:t xml:space="preserve"> </w:t>
+            </w:r>
+            <w:r>
+              <w:rPr>
+                <w:rFonts w:eastAsia="標楷體" w:hint="eastAsia"/>
+                <w:bCs/>
+                <w:color w:val="000000"/>
+                <w:szCs w:val="24"/>
+              </w:rPr>
+              <w:t>主治醫師</w:t>
             </w:r>
           </w:p>
         </w:tc>
@@ -341,15 +427,15 @@
               <w:jc w:val="both"/>
               <w:rPr>
                 <w:rFonts w:eastAsia="標楷體"/>
-                <w:b/>
-                <w:color w:val="000000"/>
-                <w:szCs w:val="24"/>
-              </w:rPr>
-            </w:pPr>
-            <w:r>
-              <w:rPr>
-                <w:rFonts w:eastAsia="標楷體"/>
-                <w:b/>
+                <w:bCs/>
+                <w:color w:val="000000"/>
+                <w:szCs w:val="24"/>
+              </w:rPr>
+            </w:pPr>
+            <w:r>
+              <w:rPr>
+                <w:rFonts w:eastAsia="標楷體"/>
+                <w:bCs/>
                 <w:color w:val="000000"/>
                 <w:szCs w:val="24"/>
               </w:rPr>
@@ -378,34 +464,34 @@
             <w:pPr>
               <w:jc w:val="both"/>
               <w:rPr>
+                <w:rFonts w:eastAsia="標楷體"/>
+                <w:bCs/>
+                <w:color w:val="000000"/>
+                <w:szCs w:val="24"/>
+              </w:rPr>
+            </w:pPr>
+            <w:r>
+              <w:rPr>
+                <w:rFonts w:eastAsia="標楷體"/>
+                <w:bCs/>
+                <w:color w:val="000000"/>
+                <w:szCs w:val="24"/>
+              </w:rPr>
+              <w:t>聯絡方式：</w:t>
+            </w:r>
+            <w:r>
+              <w:rPr>
                 <w:rFonts w:eastAsia="標楷體" w:hint="eastAsia"/>
-                <w:b/>
-                <w:color w:val="000000"/>
-                <w:szCs w:val="24"/>
-              </w:rPr>
-            </w:pPr>
-            <w:r>
-              <w:rPr>
-                <w:rFonts w:eastAsia="標楷體"/>
-                <w:b/>
-                <w:color w:val="000000"/>
-                <w:szCs w:val="24"/>
-              </w:rPr>
-              <w:t>聯絡方式：</w:t>
+                <w:bCs/>
+                <w:color w:val="000000"/>
+                <w:szCs w:val="24"/>
+              </w:rPr>
+              <w:t>分機</w:t>
             </w:r>
             <w:r>
               <w:rPr>
                 <w:rFonts w:eastAsia="標楷體" w:hint="eastAsia"/>
-                <w:b/>
-                <w:color w:val="000000"/>
-                <w:szCs w:val="24"/>
-              </w:rPr>
-              <w:t>分機</w:t>
-            </w:r>
-            <w:r>
-              <w:rPr>
-                <w:rFonts w:eastAsia="標楷體" w:hint="eastAsia"/>
-                <w:b/>
+                <w:bCs/>
                 <w:color w:val="000000"/>
                 <w:szCs w:val="24"/>
               </w:rPr>
@@ -441,19 +527,39 @@
               <w:jc w:val="both"/>
               <w:rPr>
                 <w:rFonts w:eastAsia="標楷體"/>
-                <w:b/>
-                <w:color w:val="000000"/>
-                <w:szCs w:val="24"/>
-              </w:rPr>
-            </w:pPr>
-            <w:r>
-              <w:rPr>
-                <w:rFonts w:eastAsia="標楷體"/>
-                <w:b/>
-                <w:color w:val="000000"/>
-                <w:szCs w:val="24"/>
-              </w:rPr>
-              <w:t>計畫名稱：骨盆底巨大硬皮囊腫模擬直腸黏膜下惡性腫瘤：病例報告</w:t>
+                <w:bCs/>
+                <w:color w:val="000000"/>
+                <w:szCs w:val="24"/>
+              </w:rPr>
+            </w:pPr>
+            <w:r>
+              <w:rPr>
+                <w:rFonts w:eastAsia="標楷體"/>
+                <w:bCs/>
+                <w:color w:val="000000"/>
+                <w:szCs w:val="24"/>
+              </w:rPr>
+              <w:t>計畫名稱：骨盆底巨大硬皮囊</w:t>
+            </w:r>
+            <w:proofErr w:type="gramStart"/>
+            <w:r>
+              <w:rPr>
+                <w:rFonts w:eastAsia="標楷體"/>
+                <w:bCs/>
+                <w:color w:val="000000"/>
+                <w:szCs w:val="24"/>
+              </w:rPr>
+              <w:t>腫</w:t>
+            </w:r>
+            <w:proofErr w:type="gramEnd"/>
+            <w:r>
+              <w:rPr>
+                <w:rFonts w:eastAsia="標楷體"/>
+                <w:bCs/>
+                <w:color w:val="000000"/>
+                <w:szCs w:val="24"/>
+              </w:rPr>
+              <w:t>擬似直腸惡性腫瘤：病例報告</w:t>
             </w:r>
           </w:p>
         </w:tc>
@@ -483,11 +589,14 @@
           <w:p>
             <w:pPr>
               <w:jc w:val="both"/>
-            </w:pPr>
-            <w:r>
-              <w:rPr>
-                <w:rFonts w:eastAsia="標楷體"/>
-                <w:b/>
+              <w:rPr>
+                <w:bCs/>
+              </w:rPr>
+            </w:pPr>
+            <w:r>
+              <w:rPr>
+                <w:rFonts w:eastAsia="標楷體"/>
+                <w:bCs/>
                 <w:color w:val="000000"/>
                 <w:szCs w:val="24"/>
               </w:rPr>
@@ -715,7 +824,27 @@
                 <w:szCs w:val="24"/>
                 <w:lang w:eastAsia="zh-TW"/>
               </w:rPr>
-              <w:t>本病例為極罕見骨盆底硬皮囊腫（文獻報告少於</w:t>
+              <w:t>本病例為極罕見</w:t>
+            </w:r>
+            <w:proofErr w:type="gramStart"/>
+            <w:r>
+              <w:rPr>
+                <w:rFonts w:ascii="Times New Roman" w:eastAsia="標楷體" w:hAnsi="Times New Roman"/>
+                <w:sz w:val="24"/>
+                <w:szCs w:val="24"/>
+                <w:lang w:eastAsia="zh-TW"/>
+              </w:rPr>
+              <w:t>骨盆底硬皮囊</w:t>
+            </w:r>
+            <w:proofErr w:type="gramEnd"/>
+            <w:r>
+              <w:rPr>
+                <w:rFonts w:ascii="Times New Roman" w:eastAsia="標楷體" w:hAnsi="Times New Roman"/>
+                <w:sz w:val="24"/>
+                <w:szCs w:val="24"/>
+                <w:lang w:eastAsia="zh-TW"/>
+              </w:rPr>
+              <w:t>腫（文獻報告少於</w:t>
             </w:r>
             <w:r>
               <w:rPr>
@@ -1450,7 +1579,27 @@
                 <w:szCs w:val="24"/>
                 <w:lang w:eastAsia="zh-TW"/>
               </w:rPr>
-              <w:t>請說明涉及利益衝突的人員或國泰綜合醫院本身，是否具有獨特的能力、經驗、設備等背景，是執行該臨床研究之不二人選。</w:t>
+              <w:t>請說明涉及利益衝突的人員或國泰綜合醫院本身，是否具有獨特的能力、經驗、設備等背景，是執行該臨床研究之</w:t>
+            </w:r>
+            <w:proofErr w:type="gramStart"/>
+            <w:r>
+              <w:rPr>
+                <w:rFonts w:ascii="Times New Roman" w:eastAsia="標楷體" w:hAnsi="Times New Roman"/>
+                <w:sz w:val="24"/>
+                <w:szCs w:val="24"/>
+                <w:lang w:eastAsia="zh-TW"/>
+              </w:rPr>
+              <w:t>不</w:t>
+            </w:r>
+            <w:proofErr w:type="gramEnd"/>
+            <w:r>
+              <w:rPr>
+                <w:rFonts w:ascii="Times New Roman" w:eastAsia="標楷體" w:hAnsi="Times New Roman"/>
+                <w:sz w:val="24"/>
+                <w:szCs w:val="24"/>
+                <w:lang w:eastAsia="zh-TW"/>
+              </w:rPr>
+              <w:t>二人選。</w:t>
             </w:r>
           </w:p>
         </w:tc>
@@ -1746,7 +1895,27 @@
                 <w:szCs w:val="24"/>
                 <w:lang w:eastAsia="zh-TW"/>
               </w:rPr>
-              <w:t>不適用。持有財務利益者與研究人員間無涉及財務利益之上下屬督導關係。</w:t>
+              <w:t>不適用。持有財務利益者與</w:t>
+            </w:r>
+            <w:proofErr w:type="gramStart"/>
+            <w:r>
+              <w:rPr>
+                <w:rFonts w:ascii="Times New Roman" w:eastAsia="標楷體" w:hAnsi="Times New Roman"/>
+                <w:sz w:val="24"/>
+                <w:szCs w:val="24"/>
+                <w:lang w:eastAsia="zh-TW"/>
+              </w:rPr>
+              <w:t>研究人員間無涉及</w:t>
+            </w:r>
+            <w:proofErr w:type="gramEnd"/>
+            <w:r>
+              <w:rPr>
+                <w:rFonts w:ascii="Times New Roman" w:eastAsia="標楷體" w:hAnsi="Times New Roman"/>
+                <w:sz w:val="24"/>
+                <w:szCs w:val="24"/>
+                <w:lang w:eastAsia="zh-TW"/>
+              </w:rPr>
+              <w:t>財務利益之上下屬督導關係。</w:t>
             </w:r>
           </w:p>
           <w:p>
@@ -1965,7 +2134,23 @@
                 <w:rFonts w:ascii="標楷體" w:eastAsia="標楷體" w:hAnsi="標楷體" w:cs="Arial"/>
                 <w:szCs w:val="24"/>
               </w:rPr>
-              <w:t>應該由PI或授權人員保管；研究期間，應妥善保存SAE發生的記錄並作適當的通報</w:t>
+              <w:t>應該由PI或授權人員保管；研究</w:t>
+            </w:r>
+            <w:proofErr w:type="gramStart"/>
+            <w:r>
+              <w:rPr>
+                <w:rFonts w:ascii="標楷體" w:eastAsia="標楷體" w:hAnsi="標楷體" w:cs="Arial"/>
+                <w:szCs w:val="24"/>
+              </w:rPr>
+              <w:t>期間，</w:t>
+            </w:r>
+            <w:proofErr w:type="gramEnd"/>
+            <w:r>
+              <w:rPr>
+                <w:rFonts w:ascii="標楷體" w:eastAsia="標楷體" w:hAnsi="標楷體" w:cs="Arial"/>
+                <w:szCs w:val="24"/>
+              </w:rPr>
+              <w:t>應妥善保存SAE發生的記錄並作適當的通報</w:t>
             </w:r>
             <w:r>
               <w:rPr>
@@ -2477,7 +2662,7 @@
       </w:rPr>
     </w:lvl>
   </w:abstractNum>
-  <w:num w:numId="1" w16cid:durableId="450781540">
+  <w:num w:numId="1" w16cid:durableId="2089694645">
     <w:abstractNumId w:val="0"/>
   </w:num>
 </w:numbering>
